--- a/99_Modelisation/02_ScilabXcos/12_MoteurCC_06_Modelisation_Connaissance_SIMM.docx
+++ b/99_Modelisation/02_ScilabXcos/12_MoteurCC_06_Modelisation_Connaissance_SIMM.docx
@@ -1,6 +1,6 @@
 
 <file path=word/document.xml><?xml version="1.0" encoding="utf-8"?>
-<w:document xmlns:wpc="http://schemas.microsoft.com/office/word/2010/wordprocessingCanvas" xmlns:cx="http://schemas.microsoft.com/office/drawing/2014/chartex" xmlns:cx1="http://schemas.microsoft.com/office/drawing/2015/9/8/chartex" xmlns:cx2="http://schemas.microsoft.com/office/drawing/2015/10/21/chartex" xmlns:cx3="http://schemas.microsoft.com/office/drawing/2016/5/9/chartex" xmlns:cx4="http://schemas.microsoft.com/office/drawing/2016/5/10/chartex" xmlns:cx5="http://schemas.microsoft.com/office/drawing/2016/5/11/chartex" xmlns:cx6="http://schemas.microsoft.com/office/drawing/2016/5/12/chartex" xmlns:cx7="http://schemas.microsoft.com/office/drawing/2016/5/13/chartex" xmlns:cx8="http://schemas.microsoft.com/office/drawing/2016/5/14/chartex" xmlns:mc="http://schemas.openxmlformats.org/markup-compatibility/2006" xmlns:aink="http://schemas.microsoft.com/office/drawing/2016/ink" xmlns:am3d="http://schemas.microsoft.com/office/drawing/2017/model3d" xmlns:o="urn:schemas-microsoft-com:office:office" xmlns:oel="http://schemas.microsoft.com/office/2019/extlst" xmlns:r="http://schemas.openxmlformats.org/officeDocument/2006/relationships" xmlns:m="http://schemas.openxmlformats.org/officeDocument/2006/math" xmlns:v="urn:schemas-microsoft-com:vml" xmlns:wp14="http://schemas.microsoft.com/office/word/2010/wordprocessingDrawing" xmlns:wp="http://schemas.openxmlformats.org/drawingml/2006/wordprocessingDrawing" xmlns:w10="urn:schemas-microsoft-com:office:word" xmlns:w="http://schemas.openxmlformats.org/wordprocessingml/2006/main" xmlns:w14="http://schemas.microsoft.com/office/word/2010/wordml" xmlns:w15="http://schemas.microsoft.com/office/word/2012/wordml" xmlns:w16cex="http://schemas.microsoft.com/office/word/2018/wordml/cex" xmlns:w16cid="http://schemas.microsoft.com/office/word/2016/wordml/cid" xmlns:w16="http://schemas.microsoft.com/office/word/2018/wordml" xmlns:w16du="http://schemas.microsoft.com/office/word/2023/wordml/word16du" xmlns:w16sdtdh="http://schemas.microsoft.com/office/word/2020/wordml/sdtdatahash" xmlns:w16se="http://schemas.microsoft.com/office/word/2015/wordml/symex" xmlns:wpg="http://schemas.microsoft.com/office/word/2010/wordprocessingGroup" xmlns:wpi="http://schemas.microsoft.com/office/word/2010/wordprocessingInk" xmlns:wne="http://schemas.microsoft.com/office/word/2006/wordml" xmlns:wps="http://schemas.microsoft.com/office/word/2010/wordprocessingShape" mc:Ignorable="w14 w15 w16se w16cid w16 w16cex w16sdtdh w16du wp14">
+<w:document xmlns:wpc="http://schemas.microsoft.com/office/word/2010/wordprocessingCanvas" xmlns:cx="http://schemas.microsoft.com/office/drawing/2014/chartex" xmlns:cx1="http://schemas.microsoft.com/office/drawing/2015/9/8/chartex" xmlns:cx2="http://schemas.microsoft.com/office/drawing/2015/10/21/chartex" xmlns:cx3="http://schemas.microsoft.com/office/drawing/2016/5/9/chartex" xmlns:cx4="http://schemas.microsoft.com/office/drawing/2016/5/10/chartex" xmlns:cx5="http://schemas.microsoft.com/office/drawing/2016/5/11/chartex" xmlns:cx6="http://schemas.microsoft.com/office/drawing/2016/5/12/chartex" xmlns:cx7="http://schemas.microsoft.com/office/drawing/2016/5/13/chartex" xmlns:cx8="http://schemas.microsoft.com/office/drawing/2016/5/14/chartex" xmlns:mc="http://schemas.openxmlformats.org/markup-compatibility/2006" xmlns:aink="http://schemas.microsoft.com/office/drawing/2016/ink" xmlns:am3d="http://schemas.microsoft.com/office/drawing/2017/model3d" xmlns:o="urn:schemas-microsoft-com:office:office" xmlns:oel="http://schemas.microsoft.com/office/2019/extlst" xmlns:r="http://schemas.openxmlformats.org/officeDocument/2006/relationships" xmlns:m="http://schemas.openxmlformats.org/officeDocument/2006/math" xmlns:v="urn:schemas-microsoft-com:vml" xmlns:wp14="http://schemas.microsoft.com/office/word/2010/wordprocessingDrawing" xmlns:wp="http://schemas.openxmlformats.org/drawingml/2006/wordprocessingDrawing" xmlns:w10="urn:schemas-microsoft-com:office:word" xmlns:w="http://schemas.openxmlformats.org/wordprocessingml/2006/main" xmlns:w14="http://schemas.microsoft.com/office/word/2010/wordml" xmlns:w15="http://schemas.microsoft.com/office/word/2012/wordml" xmlns:w16cex="http://schemas.microsoft.com/office/word/2018/wordml/cex" xmlns:w16cid="http://schemas.microsoft.com/office/word/2016/wordml/cid" xmlns:w16="http://schemas.microsoft.com/office/word/2018/wordml" xmlns:w16du="http://schemas.microsoft.com/office/word/2023/wordml/word16du" xmlns:w16sdtdh="http://schemas.microsoft.com/office/word/2020/wordml/sdtdatahash" xmlns:w16sdtfl="http://schemas.microsoft.com/office/word/2024/wordml/sdtformatlock" xmlns:w16se="http://schemas.microsoft.com/office/word/2015/wordml/symex" xmlns:wpg="http://schemas.microsoft.com/office/word/2010/wordprocessingGroup" xmlns:wpi="http://schemas.microsoft.com/office/word/2010/wordprocessingInk" xmlns:wne="http://schemas.microsoft.com/office/word/2006/wordml" xmlns:wps="http://schemas.microsoft.com/office/word/2010/wordprocessingShape" mc:Ignorable="w14 w15 w16se w16cid w16 w16cex w16sdtdh w16sdtfl w16du wp14">
   <w:body>
     <w:p>
       <w:pPr>
@@ -22,7 +22,6 @@
         <w:t>Schéma blocs</w:t>
       </w:r>
     </w:p>
-    <w:p/>
     <w:p/>
     <w:tbl>
       <w:tblPr>
@@ -50,7 +49,7 @@
         </w:trPr>
         <w:tc>
           <w:tcPr>
-            <w:tcW w:w="447" w:type="dxa"/>
+            <w:tcW w:w="506" w:type="dxa"/>
             <w:shd w:val="clear" w:color="auto" w:fill="FFD5D5"/>
             <w:textDirection w:val="btLr"/>
             <w:vAlign w:val="center"/>
@@ -79,7 +78,7 @@
         </w:tc>
         <w:tc>
           <w:tcPr>
-            <w:tcW w:w="9866" w:type="dxa"/>
+            <w:tcW w:w="9688" w:type="dxa"/>
             <w:shd w:val="clear" w:color="auto" w:fill="FFD5D5"/>
             <w:vAlign w:val="center"/>
           </w:tcPr>
@@ -124,7 +123,21 @@
                 <w:b/>
                 <w:bCs/>
               </w:rPr>
-              <w:t xml:space="preserve"> d’un moteur à courant continu, on souhaite disposer de son modèle causal (schéma-bloc).</w:t>
+              <w:t xml:space="preserve"> d’un moteur à courant continu, on souhaite disposer de son modèle </w:t>
+            </w:r>
+            <w:r>
+              <w:rPr>
+                <w:b/>
+                <w:bCs/>
+              </w:rPr>
+              <w:t>a</w:t>
+            </w:r>
+            <w:r>
+              <w:rPr>
+                <w:b/>
+                <w:bCs/>
+              </w:rPr>
+              <w:t>causal (schéma-bloc).</w:t>
             </w:r>
           </w:p>
         </w:tc>
@@ -261,6 +274,9 @@
               <w:jc w:val="center"/>
             </w:pPr>
             <w:r>
+              <w:rPr>
+                <w:noProof/>
+              </w:rPr>
               <w:drawing>
                 <wp:inline distT="0" distB="0" distL="0" distR="0" wp14:anchorId="1E6683CC" wp14:editId="6606CC6A">
                   <wp:extent cx="4227897" cy="1563294"/>
@@ -1169,172 +1185,6 @@
       </w:tr>
     </w:tbl>
     <w:p/>
-    <w:p/>
-    <w:tbl>
-      <w:tblPr>
-        <w:tblStyle w:val="Grilledutableau"/>
-        <w:tblW w:w="0" w:type="auto"/>
-        <w:tblBorders>
-          <w:top w:val="single" w:sz="4" w:space="0" w:color="C00000"/>
-          <w:left w:val="single" w:sz="4" w:space="0" w:color="C00000"/>
-          <w:bottom w:val="single" w:sz="4" w:space="0" w:color="C00000"/>
-          <w:right w:val="single" w:sz="4" w:space="0" w:color="C00000"/>
-          <w:insideH w:val="none" w:sz="0" w:space="0" w:color="auto"/>
-          <w:insideV w:val="none" w:sz="0" w:space="0" w:color="auto"/>
-        </w:tblBorders>
-        <w:shd w:val="clear" w:color="auto" w:fill="FFD5D5"/>
-        <w:tblLook w:val="04A0" w:firstRow="1" w:lastRow="0" w:firstColumn="1" w:lastColumn="0" w:noHBand="0" w:noVBand="1"/>
-      </w:tblPr>
-      <w:tblGrid>
-        <w:gridCol w:w="561"/>
-        <w:gridCol w:w="9633"/>
-      </w:tblGrid>
-      <w:tr>
-        <w:trPr>
-          <w:cantSplit/>
-          <w:trHeight w:val="1651"/>
-        </w:trPr>
-        <w:tc>
-          <w:tcPr>
-            <w:tcW w:w="561" w:type="dxa"/>
-            <w:shd w:val="clear" w:color="auto" w:fill="FFD5D5"/>
-            <w:textDirection w:val="btLr"/>
-            <w:vAlign w:val="center"/>
-          </w:tcPr>
-          <w:p>
-            <w:pPr>
-              <w:ind w:left="113" w:right="113"/>
-              <w:jc w:val="center"/>
-              <w:rPr>
-                <w:rFonts w:ascii="Tw Cen MT" w:hAnsi="Tw Cen MT"/>
-                <w:b/>
-                <w:lang w:eastAsia="fr-FR"/>
-              </w:rPr>
-            </w:pPr>
-            <w:r>
-              <w:rPr>
-                <w:rFonts w:ascii="Tw Cen MT" w:hAnsi="Tw Cen MT"/>
-                <w:b/>
-                <w:sz w:val="22"/>
-                <w:szCs w:val="24"/>
-                <w:lang w:eastAsia="fr-FR"/>
-              </w:rPr>
-              <w:t>Synthèse</w:t>
-            </w:r>
-          </w:p>
-        </w:tc>
-        <w:tc>
-          <w:tcPr>
-            <w:tcW w:w="9633" w:type="dxa"/>
-            <w:shd w:val="clear" w:color="auto" w:fill="FFD5D5"/>
-            <w:vAlign w:val="center"/>
-          </w:tcPr>
-          <w:p>
-            <w:pPr>
-              <w:pStyle w:val="Paragraphedeliste"/>
-              <w:numPr>
-                <w:ilvl w:val="0"/>
-                <w:numId w:val="10"/>
-              </w:numPr>
-              <w:spacing w:line="240" w:lineRule="auto"/>
-              <w:jc w:val="left"/>
-            </w:pPr>
-            <w:r>
-              <w:rPr>
-                <w:b/>
-                <w:bCs/>
-              </w:rPr>
-              <w:t>Réaliser une synthèse dans le but d’une préparation orale</w:t>
-            </w:r>
-          </w:p>
-          <w:p>
-            <w:pPr>
-              <w:spacing w:line="240" w:lineRule="auto"/>
-              <w:jc w:val="left"/>
-            </w:pPr>
-          </w:p>
-          <w:p>
-            <w:pPr>
-              <w:spacing w:line="240" w:lineRule="auto"/>
-              <w:jc w:val="left"/>
-            </w:pPr>
-            <w:r>
-              <w:sym w:font="Wingdings" w:char="F020"/>
-            </w:r>
-            <w:r>
-              <w:sym w:font="Wingdings" w:char="F04F"/>
-            </w:r>
-            <w:r>
-              <w:t xml:space="preserve"> </w:t>
-            </w:r>
-            <w:r>
-              <w:t>Pour XENS</w:t>
-            </w:r>
-            <w:r>
-              <w:t xml:space="preserve"> – </w:t>
-            </w:r>
-            <w:r>
-              <w:t>CCINP</w:t>
-            </w:r>
-            <w:r>
-              <w:t xml:space="preserve"> – </w:t>
-            </w:r>
-            <w:r>
-              <w:t>Centrale</w:t>
-            </w:r>
-            <w:r>
-              <w:t> :</w:t>
-            </w:r>
-          </w:p>
-          <w:p>
-            <w:pPr>
-              <w:pStyle w:val="Paragraphedeliste"/>
-              <w:numPr>
-                <w:ilvl w:val="0"/>
-                <w:numId w:val="11"/>
-              </w:numPr>
-              <w:spacing w:line="240" w:lineRule="auto"/>
-              <w:jc w:val="left"/>
-            </w:pPr>
-            <w:r>
-              <w:t xml:space="preserve">   </w:t>
-            </w:r>
-          </w:p>
-          <w:p>
-            <w:pPr>
-              <w:spacing w:line="240" w:lineRule="auto"/>
-              <w:jc w:val="left"/>
-            </w:pPr>
-            <w:r>
-              <w:sym w:font="Wingdings" w:char="F020"/>
-            </w:r>
-            <w:r>
-              <w:sym w:font="Wingdings" w:char="F04F"/>
-            </w:r>
-            <w:r>
-              <w:t xml:space="preserve"> Pour CCMP : </w:t>
-            </w:r>
-          </w:p>
-          <w:p>
-            <w:pPr>
-              <w:pStyle w:val="Paragraphedeliste"/>
-              <w:numPr>
-                <w:ilvl w:val="0"/>
-                <w:numId w:val="12"/>
-              </w:numPr>
-              <w:spacing w:line="240" w:lineRule="auto"/>
-              <w:jc w:val="left"/>
-            </w:pPr>
-            <w:r>
-              <w:t xml:space="preserve">  </w:t>
-            </w:r>
-            <w:r>
-              <w:t xml:space="preserve"> </w:t>
-            </w:r>
-          </w:p>
-        </w:tc>
-      </w:tr>
-    </w:tbl>
     <w:p>
       <w:pPr>
         <w:tabs>
@@ -1359,7 +1209,7 @@
 </file>
 
 <file path=word/endnotes.xml><?xml version="1.0" encoding="utf-8"?>
-<w:endnotes xmlns:wpc="http://schemas.microsoft.com/office/word/2010/wordprocessingCanvas" xmlns:cx="http://schemas.microsoft.com/office/drawing/2014/chartex" xmlns:cx1="http://schemas.microsoft.com/office/drawing/2015/9/8/chartex" xmlns:cx2="http://schemas.microsoft.com/office/drawing/2015/10/21/chartex" xmlns:cx3="http://schemas.microsoft.com/office/drawing/2016/5/9/chartex" xmlns:cx4="http://schemas.microsoft.com/office/drawing/2016/5/10/chartex" xmlns:cx5="http://schemas.microsoft.com/office/drawing/2016/5/11/chartex" xmlns:cx6="http://schemas.microsoft.com/office/drawing/2016/5/12/chartex" xmlns:cx7="http://schemas.microsoft.com/office/drawing/2016/5/13/chartex" xmlns:cx8="http://schemas.microsoft.com/office/drawing/2016/5/14/chartex" xmlns:mc="http://schemas.openxmlformats.org/markup-compatibility/2006" xmlns:aink="http://schemas.microsoft.com/office/drawing/2016/ink" xmlns:am3d="http://schemas.microsoft.com/office/drawing/2017/model3d" xmlns:o="urn:schemas-microsoft-com:office:office" xmlns:oel="http://schemas.microsoft.com/office/2019/extlst" xmlns:r="http://schemas.openxmlformats.org/officeDocument/2006/relationships" xmlns:m="http://schemas.openxmlformats.org/officeDocument/2006/math" xmlns:v="urn:schemas-microsoft-com:vml" xmlns:wp14="http://schemas.microsoft.com/office/word/2010/wordprocessingDrawing" xmlns:wp="http://schemas.openxmlformats.org/drawingml/2006/wordprocessingDrawing" xmlns:w10="urn:schemas-microsoft-com:office:word" xmlns:w="http://schemas.openxmlformats.org/wordprocessingml/2006/main" xmlns:w14="http://schemas.microsoft.com/office/word/2010/wordml" xmlns:w15="http://schemas.microsoft.com/office/word/2012/wordml" xmlns:w16cex="http://schemas.microsoft.com/office/word/2018/wordml/cex" xmlns:w16cid="http://schemas.microsoft.com/office/word/2016/wordml/cid" xmlns:w16="http://schemas.microsoft.com/office/word/2018/wordml" xmlns:w16du="http://schemas.microsoft.com/office/word/2023/wordml/word16du" xmlns:w16sdtdh="http://schemas.microsoft.com/office/word/2020/wordml/sdtdatahash" xmlns:w16se="http://schemas.microsoft.com/office/word/2015/wordml/symex" xmlns:wpg="http://schemas.microsoft.com/office/word/2010/wordprocessingGroup" xmlns:wpi="http://schemas.microsoft.com/office/word/2010/wordprocessingInk" xmlns:wne="http://schemas.microsoft.com/office/word/2006/wordml" xmlns:wps="http://schemas.microsoft.com/office/word/2010/wordprocessingShape" mc:Ignorable="w14 w15 w16se w16cid w16 w16cex w16sdtdh w16du wp14">
+<w:endnotes xmlns:wpc="http://schemas.microsoft.com/office/word/2010/wordprocessingCanvas" xmlns:cx="http://schemas.microsoft.com/office/drawing/2014/chartex" xmlns:cx1="http://schemas.microsoft.com/office/drawing/2015/9/8/chartex" xmlns:cx2="http://schemas.microsoft.com/office/drawing/2015/10/21/chartex" xmlns:cx3="http://schemas.microsoft.com/office/drawing/2016/5/9/chartex" xmlns:cx4="http://schemas.microsoft.com/office/drawing/2016/5/10/chartex" xmlns:cx5="http://schemas.microsoft.com/office/drawing/2016/5/11/chartex" xmlns:cx6="http://schemas.microsoft.com/office/drawing/2016/5/12/chartex" xmlns:cx7="http://schemas.microsoft.com/office/drawing/2016/5/13/chartex" xmlns:cx8="http://schemas.microsoft.com/office/drawing/2016/5/14/chartex" xmlns:mc="http://schemas.openxmlformats.org/markup-compatibility/2006" xmlns:aink="http://schemas.microsoft.com/office/drawing/2016/ink" xmlns:am3d="http://schemas.microsoft.com/office/drawing/2017/model3d" xmlns:o="urn:schemas-microsoft-com:office:office" xmlns:oel="http://schemas.microsoft.com/office/2019/extlst" xmlns:r="http://schemas.openxmlformats.org/officeDocument/2006/relationships" xmlns:m="http://schemas.openxmlformats.org/officeDocument/2006/math" xmlns:v="urn:schemas-microsoft-com:vml" xmlns:wp14="http://schemas.microsoft.com/office/word/2010/wordprocessingDrawing" xmlns:wp="http://schemas.openxmlformats.org/drawingml/2006/wordprocessingDrawing" xmlns:w10="urn:schemas-microsoft-com:office:word" xmlns:w="http://schemas.openxmlformats.org/wordprocessingml/2006/main" xmlns:w14="http://schemas.microsoft.com/office/word/2010/wordml" xmlns:w15="http://schemas.microsoft.com/office/word/2012/wordml" xmlns:w16cex="http://schemas.microsoft.com/office/word/2018/wordml/cex" xmlns:w16cid="http://schemas.microsoft.com/office/word/2016/wordml/cid" xmlns:w16="http://schemas.microsoft.com/office/word/2018/wordml" xmlns:w16du="http://schemas.microsoft.com/office/word/2023/wordml/word16du" xmlns:w16sdtdh="http://schemas.microsoft.com/office/word/2020/wordml/sdtdatahash" xmlns:w16sdtfl="http://schemas.microsoft.com/office/word/2024/wordml/sdtformatlock" xmlns:w16se="http://schemas.microsoft.com/office/word/2015/wordml/symex" xmlns:wpg="http://schemas.microsoft.com/office/word/2010/wordprocessingGroup" xmlns:wpi="http://schemas.microsoft.com/office/word/2010/wordprocessingInk" xmlns:wne="http://schemas.microsoft.com/office/word/2006/wordml" xmlns:wps="http://schemas.microsoft.com/office/word/2010/wordprocessingShape" mc:Ignorable="w14 w15 w16se w16cid w16 w16cex w16sdtdh w16sdtfl w16du wp14">
   <w:endnote w:type="separator" w:id="-1">
     <w:p>
       <w:pPr>
@@ -1384,7 +1234,7 @@
 </file>
 
 <file path=word/footer1.xml><?xml version="1.0" encoding="utf-8"?>
-<w:ftr xmlns:wpc="http://schemas.microsoft.com/office/word/2010/wordprocessingCanvas" xmlns:cx="http://schemas.microsoft.com/office/drawing/2014/chartex" xmlns:cx1="http://schemas.microsoft.com/office/drawing/2015/9/8/chartex" xmlns:cx2="http://schemas.microsoft.com/office/drawing/2015/10/21/chartex" xmlns:cx3="http://schemas.microsoft.com/office/drawing/2016/5/9/chartex" xmlns:cx4="http://schemas.microsoft.com/office/drawing/2016/5/10/chartex" xmlns:cx5="http://schemas.microsoft.com/office/drawing/2016/5/11/chartex" xmlns:cx6="http://schemas.microsoft.com/office/drawing/2016/5/12/chartex" xmlns:cx7="http://schemas.microsoft.com/office/drawing/2016/5/13/chartex" xmlns:cx8="http://schemas.microsoft.com/office/drawing/2016/5/14/chartex" xmlns:mc="http://schemas.openxmlformats.org/markup-compatibility/2006" xmlns:aink="http://schemas.microsoft.com/office/drawing/2016/ink" xmlns:am3d="http://schemas.microsoft.com/office/drawing/2017/model3d" xmlns:o="urn:schemas-microsoft-com:office:office" xmlns:oel="http://schemas.microsoft.com/office/2019/extlst" xmlns:r="http://schemas.openxmlformats.org/officeDocument/2006/relationships" xmlns:m="http://schemas.openxmlformats.org/officeDocument/2006/math" xmlns:v="urn:schemas-microsoft-com:vml" xmlns:wp14="http://schemas.microsoft.com/office/word/2010/wordprocessingDrawing" xmlns:wp="http://schemas.openxmlformats.org/drawingml/2006/wordprocessingDrawing" xmlns:w10="urn:schemas-microsoft-com:office:word" xmlns:w="http://schemas.openxmlformats.org/wordprocessingml/2006/main" xmlns:w14="http://schemas.microsoft.com/office/word/2010/wordml" xmlns:w15="http://schemas.microsoft.com/office/word/2012/wordml" xmlns:w16cex="http://schemas.microsoft.com/office/word/2018/wordml/cex" xmlns:w16cid="http://schemas.microsoft.com/office/word/2016/wordml/cid" xmlns:w16="http://schemas.microsoft.com/office/word/2018/wordml" xmlns:w16du="http://schemas.microsoft.com/office/word/2023/wordml/word16du" xmlns:w16sdtdh="http://schemas.microsoft.com/office/word/2020/wordml/sdtdatahash" xmlns:w16se="http://schemas.microsoft.com/office/word/2015/wordml/symex" xmlns:wpg="http://schemas.microsoft.com/office/word/2010/wordprocessingGroup" xmlns:wpi="http://schemas.microsoft.com/office/word/2010/wordprocessingInk" xmlns:wne="http://schemas.microsoft.com/office/word/2006/wordml" xmlns:wps="http://schemas.microsoft.com/office/word/2010/wordprocessingShape" mc:Ignorable="w14 w15 w16se w16cid w16 w16cex w16sdtdh w16du wp14">
+<w:ftr xmlns:wpc="http://schemas.microsoft.com/office/word/2010/wordprocessingCanvas" xmlns:cx="http://schemas.microsoft.com/office/drawing/2014/chartex" xmlns:cx1="http://schemas.microsoft.com/office/drawing/2015/9/8/chartex" xmlns:cx2="http://schemas.microsoft.com/office/drawing/2015/10/21/chartex" xmlns:cx3="http://schemas.microsoft.com/office/drawing/2016/5/9/chartex" xmlns:cx4="http://schemas.microsoft.com/office/drawing/2016/5/10/chartex" xmlns:cx5="http://schemas.microsoft.com/office/drawing/2016/5/11/chartex" xmlns:cx6="http://schemas.microsoft.com/office/drawing/2016/5/12/chartex" xmlns:cx7="http://schemas.microsoft.com/office/drawing/2016/5/13/chartex" xmlns:cx8="http://schemas.microsoft.com/office/drawing/2016/5/14/chartex" xmlns:mc="http://schemas.openxmlformats.org/markup-compatibility/2006" xmlns:aink="http://schemas.microsoft.com/office/drawing/2016/ink" xmlns:am3d="http://schemas.microsoft.com/office/drawing/2017/model3d" xmlns:o="urn:schemas-microsoft-com:office:office" xmlns:oel="http://schemas.microsoft.com/office/2019/extlst" xmlns:r="http://schemas.openxmlformats.org/officeDocument/2006/relationships" xmlns:m="http://schemas.openxmlformats.org/officeDocument/2006/math" xmlns:v="urn:schemas-microsoft-com:vml" xmlns:wp14="http://schemas.microsoft.com/office/word/2010/wordprocessingDrawing" xmlns:wp="http://schemas.openxmlformats.org/drawingml/2006/wordprocessingDrawing" xmlns:w10="urn:schemas-microsoft-com:office:word" xmlns:w="http://schemas.openxmlformats.org/wordprocessingml/2006/main" xmlns:w14="http://schemas.microsoft.com/office/word/2010/wordml" xmlns:w15="http://schemas.microsoft.com/office/word/2012/wordml" xmlns:w16cex="http://schemas.microsoft.com/office/word/2018/wordml/cex" xmlns:w16cid="http://schemas.microsoft.com/office/word/2016/wordml/cid" xmlns:w16="http://schemas.microsoft.com/office/word/2018/wordml" xmlns:w16du="http://schemas.microsoft.com/office/word/2023/wordml/word16du" xmlns:w16sdtdh="http://schemas.microsoft.com/office/word/2020/wordml/sdtdatahash" xmlns:w16sdtfl="http://schemas.microsoft.com/office/word/2024/wordml/sdtformatlock" xmlns:w16se="http://schemas.microsoft.com/office/word/2015/wordml/symex" xmlns:wpg="http://schemas.microsoft.com/office/word/2010/wordprocessingGroup" xmlns:wpi="http://schemas.microsoft.com/office/word/2010/wordprocessingInk" xmlns:wne="http://schemas.microsoft.com/office/word/2006/wordml" xmlns:wps="http://schemas.microsoft.com/office/word/2010/wordprocessingShape" mc:Ignorable="w14 w15 w16se w16cid w16 w16cex w16sdtdh w16sdtfl w16du wp14">
   <w:tbl>
     <w:tblPr>
       <w:tblStyle w:val="Grilledutableau"/>
@@ -1532,7 +1382,7 @@
 </file>
 
 <file path=word/footer2.xml><?xml version="1.0" encoding="utf-8"?>
-<w:ftr xmlns:wpc="http://schemas.microsoft.com/office/word/2010/wordprocessingCanvas" xmlns:cx="http://schemas.microsoft.com/office/drawing/2014/chartex" xmlns:cx1="http://schemas.microsoft.com/office/drawing/2015/9/8/chartex" xmlns:cx2="http://schemas.microsoft.com/office/drawing/2015/10/21/chartex" xmlns:cx3="http://schemas.microsoft.com/office/drawing/2016/5/9/chartex" xmlns:cx4="http://schemas.microsoft.com/office/drawing/2016/5/10/chartex" xmlns:cx5="http://schemas.microsoft.com/office/drawing/2016/5/11/chartex" xmlns:cx6="http://schemas.microsoft.com/office/drawing/2016/5/12/chartex" xmlns:cx7="http://schemas.microsoft.com/office/drawing/2016/5/13/chartex" xmlns:cx8="http://schemas.microsoft.com/office/drawing/2016/5/14/chartex" xmlns:mc="http://schemas.openxmlformats.org/markup-compatibility/2006" xmlns:aink="http://schemas.microsoft.com/office/drawing/2016/ink" xmlns:am3d="http://schemas.microsoft.com/office/drawing/2017/model3d" xmlns:o="urn:schemas-microsoft-com:office:office" xmlns:oel="http://schemas.microsoft.com/office/2019/extlst" xmlns:r="http://schemas.openxmlformats.org/officeDocument/2006/relationships" xmlns:m="http://schemas.openxmlformats.org/officeDocument/2006/math" xmlns:v="urn:schemas-microsoft-com:vml" xmlns:wp14="http://schemas.microsoft.com/office/word/2010/wordprocessingDrawing" xmlns:wp="http://schemas.openxmlformats.org/drawingml/2006/wordprocessingDrawing" xmlns:w10="urn:schemas-microsoft-com:office:word" xmlns:w="http://schemas.openxmlformats.org/wordprocessingml/2006/main" xmlns:w14="http://schemas.microsoft.com/office/word/2010/wordml" xmlns:w15="http://schemas.microsoft.com/office/word/2012/wordml" xmlns:w16cex="http://schemas.microsoft.com/office/word/2018/wordml/cex" xmlns:w16cid="http://schemas.microsoft.com/office/word/2016/wordml/cid" xmlns:w16="http://schemas.microsoft.com/office/word/2018/wordml" xmlns:w16du="http://schemas.microsoft.com/office/word/2023/wordml/word16du" xmlns:w16sdtdh="http://schemas.microsoft.com/office/word/2020/wordml/sdtdatahash" xmlns:w16se="http://schemas.microsoft.com/office/word/2015/wordml/symex" xmlns:wpg="http://schemas.microsoft.com/office/word/2010/wordprocessingGroup" xmlns:wpi="http://schemas.microsoft.com/office/word/2010/wordprocessingInk" xmlns:wne="http://schemas.microsoft.com/office/word/2006/wordml" xmlns:wps="http://schemas.microsoft.com/office/word/2010/wordprocessingShape" mc:Ignorable="w14 w15 w16se w16cid w16 w16cex w16sdtdh w16du wp14">
+<w:ftr xmlns:wpc="http://schemas.microsoft.com/office/word/2010/wordprocessingCanvas" xmlns:cx="http://schemas.microsoft.com/office/drawing/2014/chartex" xmlns:cx1="http://schemas.microsoft.com/office/drawing/2015/9/8/chartex" xmlns:cx2="http://schemas.microsoft.com/office/drawing/2015/10/21/chartex" xmlns:cx3="http://schemas.microsoft.com/office/drawing/2016/5/9/chartex" xmlns:cx4="http://schemas.microsoft.com/office/drawing/2016/5/10/chartex" xmlns:cx5="http://schemas.microsoft.com/office/drawing/2016/5/11/chartex" xmlns:cx6="http://schemas.microsoft.com/office/drawing/2016/5/12/chartex" xmlns:cx7="http://schemas.microsoft.com/office/drawing/2016/5/13/chartex" xmlns:cx8="http://schemas.microsoft.com/office/drawing/2016/5/14/chartex" xmlns:mc="http://schemas.openxmlformats.org/markup-compatibility/2006" xmlns:aink="http://schemas.microsoft.com/office/drawing/2016/ink" xmlns:am3d="http://schemas.microsoft.com/office/drawing/2017/model3d" xmlns:o="urn:schemas-microsoft-com:office:office" xmlns:oel="http://schemas.microsoft.com/office/2019/extlst" xmlns:r="http://schemas.openxmlformats.org/officeDocument/2006/relationships" xmlns:m="http://schemas.openxmlformats.org/officeDocument/2006/math" xmlns:v="urn:schemas-microsoft-com:vml" xmlns:wp14="http://schemas.microsoft.com/office/word/2010/wordprocessingDrawing" xmlns:wp="http://schemas.openxmlformats.org/drawingml/2006/wordprocessingDrawing" xmlns:w10="urn:schemas-microsoft-com:office:word" xmlns:w="http://schemas.openxmlformats.org/wordprocessingml/2006/main" xmlns:w14="http://schemas.microsoft.com/office/word/2010/wordml" xmlns:w15="http://schemas.microsoft.com/office/word/2012/wordml" xmlns:w16cex="http://schemas.microsoft.com/office/word/2018/wordml/cex" xmlns:w16cid="http://schemas.microsoft.com/office/word/2016/wordml/cid" xmlns:w16="http://schemas.microsoft.com/office/word/2018/wordml" xmlns:w16du="http://schemas.microsoft.com/office/word/2023/wordml/word16du" xmlns:w16sdtdh="http://schemas.microsoft.com/office/word/2020/wordml/sdtdatahash" xmlns:w16sdtfl="http://schemas.microsoft.com/office/word/2024/wordml/sdtformatlock" xmlns:w16se="http://schemas.microsoft.com/office/word/2015/wordml/symex" xmlns:wpg="http://schemas.microsoft.com/office/word/2010/wordprocessingGroup" xmlns:wpi="http://schemas.microsoft.com/office/word/2010/wordprocessingInk" xmlns:wne="http://schemas.microsoft.com/office/word/2006/wordml" xmlns:wps="http://schemas.microsoft.com/office/word/2010/wordprocessingShape" mc:Ignorable="w14 w15 w16se w16cid w16 w16cex w16sdtdh w16sdtfl w16du wp14">
   <w:tbl>
     <w:tblPr>
       <w:tblStyle w:val="Grilledutableau"/>
@@ -1687,7 +1537,7 @@
 </file>
 
 <file path=word/footnotes.xml><?xml version="1.0" encoding="utf-8"?>
-<w:footnotes xmlns:wpc="http://schemas.microsoft.com/office/word/2010/wordprocessingCanvas" xmlns:cx="http://schemas.microsoft.com/office/drawing/2014/chartex" xmlns:cx1="http://schemas.microsoft.com/office/drawing/2015/9/8/chartex" xmlns:cx2="http://schemas.microsoft.com/office/drawing/2015/10/21/chartex" xmlns:cx3="http://schemas.microsoft.com/office/drawing/2016/5/9/chartex" xmlns:cx4="http://schemas.microsoft.com/office/drawing/2016/5/10/chartex" xmlns:cx5="http://schemas.microsoft.com/office/drawing/2016/5/11/chartex" xmlns:cx6="http://schemas.microsoft.com/office/drawing/2016/5/12/chartex" xmlns:cx7="http://schemas.microsoft.com/office/drawing/2016/5/13/chartex" xmlns:cx8="http://schemas.microsoft.com/office/drawing/2016/5/14/chartex" xmlns:mc="http://schemas.openxmlformats.org/markup-compatibility/2006" xmlns:aink="http://schemas.microsoft.com/office/drawing/2016/ink" xmlns:am3d="http://schemas.microsoft.com/office/drawing/2017/model3d" xmlns:o="urn:schemas-microsoft-com:office:office" xmlns:oel="http://schemas.microsoft.com/office/2019/extlst" xmlns:r="http://schemas.openxmlformats.org/officeDocument/2006/relationships" xmlns:m="http://schemas.openxmlformats.org/officeDocument/2006/math" xmlns:v="urn:schemas-microsoft-com:vml" xmlns:wp14="http://schemas.microsoft.com/office/word/2010/wordprocessingDrawing" xmlns:wp="http://schemas.openxmlformats.org/drawingml/2006/wordprocessingDrawing" xmlns:w10="urn:schemas-microsoft-com:office:word" xmlns:w="http://schemas.openxmlformats.org/wordprocessingml/2006/main" xmlns:w14="http://schemas.microsoft.com/office/word/2010/wordml" xmlns:w15="http://schemas.microsoft.com/office/word/2012/wordml" xmlns:w16cex="http://schemas.microsoft.com/office/word/2018/wordml/cex" xmlns:w16cid="http://schemas.microsoft.com/office/word/2016/wordml/cid" xmlns:w16="http://schemas.microsoft.com/office/word/2018/wordml" xmlns:w16du="http://schemas.microsoft.com/office/word/2023/wordml/word16du" xmlns:w16sdtdh="http://schemas.microsoft.com/office/word/2020/wordml/sdtdatahash" xmlns:w16se="http://schemas.microsoft.com/office/word/2015/wordml/symex" xmlns:wpg="http://schemas.microsoft.com/office/word/2010/wordprocessingGroup" xmlns:wpi="http://schemas.microsoft.com/office/word/2010/wordprocessingInk" xmlns:wne="http://schemas.microsoft.com/office/word/2006/wordml" xmlns:wps="http://schemas.microsoft.com/office/word/2010/wordprocessingShape" mc:Ignorable="w14 w15 w16se w16cid w16 w16cex w16sdtdh w16du wp14">
+<w:footnotes xmlns:wpc="http://schemas.microsoft.com/office/word/2010/wordprocessingCanvas" xmlns:cx="http://schemas.microsoft.com/office/drawing/2014/chartex" xmlns:cx1="http://schemas.microsoft.com/office/drawing/2015/9/8/chartex" xmlns:cx2="http://schemas.microsoft.com/office/drawing/2015/10/21/chartex" xmlns:cx3="http://schemas.microsoft.com/office/drawing/2016/5/9/chartex" xmlns:cx4="http://schemas.microsoft.com/office/drawing/2016/5/10/chartex" xmlns:cx5="http://schemas.microsoft.com/office/drawing/2016/5/11/chartex" xmlns:cx6="http://schemas.microsoft.com/office/drawing/2016/5/12/chartex" xmlns:cx7="http://schemas.microsoft.com/office/drawing/2016/5/13/chartex" xmlns:cx8="http://schemas.microsoft.com/office/drawing/2016/5/14/chartex" xmlns:mc="http://schemas.openxmlformats.org/markup-compatibility/2006" xmlns:aink="http://schemas.microsoft.com/office/drawing/2016/ink" xmlns:am3d="http://schemas.microsoft.com/office/drawing/2017/model3d" xmlns:o="urn:schemas-microsoft-com:office:office" xmlns:oel="http://schemas.microsoft.com/office/2019/extlst" xmlns:r="http://schemas.openxmlformats.org/officeDocument/2006/relationships" xmlns:m="http://schemas.openxmlformats.org/officeDocument/2006/math" xmlns:v="urn:schemas-microsoft-com:vml" xmlns:wp14="http://schemas.microsoft.com/office/word/2010/wordprocessingDrawing" xmlns:wp="http://schemas.openxmlformats.org/drawingml/2006/wordprocessingDrawing" xmlns:w10="urn:schemas-microsoft-com:office:word" xmlns:w="http://schemas.openxmlformats.org/wordprocessingml/2006/main" xmlns:w14="http://schemas.microsoft.com/office/word/2010/wordml" xmlns:w15="http://schemas.microsoft.com/office/word/2012/wordml" xmlns:w16cex="http://schemas.microsoft.com/office/word/2018/wordml/cex" xmlns:w16cid="http://schemas.microsoft.com/office/word/2016/wordml/cid" xmlns:w16="http://schemas.microsoft.com/office/word/2018/wordml" xmlns:w16du="http://schemas.microsoft.com/office/word/2023/wordml/word16du" xmlns:w16sdtdh="http://schemas.microsoft.com/office/word/2020/wordml/sdtdatahash" xmlns:w16sdtfl="http://schemas.microsoft.com/office/word/2024/wordml/sdtformatlock" xmlns:w16se="http://schemas.microsoft.com/office/word/2015/wordml/symex" xmlns:wpg="http://schemas.microsoft.com/office/word/2010/wordprocessingGroup" xmlns:wpi="http://schemas.microsoft.com/office/word/2010/wordprocessingInk" xmlns:wne="http://schemas.microsoft.com/office/word/2006/wordml" xmlns:wps="http://schemas.microsoft.com/office/word/2010/wordprocessingShape" mc:Ignorable="w14 w15 w16se w16cid w16 w16cex w16sdtdh w16sdtfl w16du wp14">
   <w:footnote w:type="separator" w:id="-1">
     <w:p>
       <w:pPr>
@@ -1712,7 +1562,7 @@
 </file>
 
 <file path=word/header1.xml><?xml version="1.0" encoding="utf-8"?>
-<w:hdr xmlns:wpc="http://schemas.microsoft.com/office/word/2010/wordprocessingCanvas" xmlns:cx="http://schemas.microsoft.com/office/drawing/2014/chartex" xmlns:cx1="http://schemas.microsoft.com/office/drawing/2015/9/8/chartex" xmlns:cx2="http://schemas.microsoft.com/office/drawing/2015/10/21/chartex" xmlns:cx3="http://schemas.microsoft.com/office/drawing/2016/5/9/chartex" xmlns:cx4="http://schemas.microsoft.com/office/drawing/2016/5/10/chartex" xmlns:cx5="http://schemas.microsoft.com/office/drawing/2016/5/11/chartex" xmlns:cx6="http://schemas.microsoft.com/office/drawing/2016/5/12/chartex" xmlns:cx7="http://schemas.microsoft.com/office/drawing/2016/5/13/chartex" xmlns:cx8="http://schemas.microsoft.com/office/drawing/2016/5/14/chartex" xmlns:mc="http://schemas.openxmlformats.org/markup-compatibility/2006" xmlns:aink="http://schemas.microsoft.com/office/drawing/2016/ink" xmlns:am3d="http://schemas.microsoft.com/office/drawing/2017/model3d" xmlns:o="urn:schemas-microsoft-com:office:office" xmlns:oel="http://schemas.microsoft.com/office/2019/extlst" xmlns:r="http://schemas.openxmlformats.org/officeDocument/2006/relationships" xmlns:m="http://schemas.openxmlformats.org/officeDocument/2006/math" xmlns:v="urn:schemas-microsoft-com:vml" xmlns:wp14="http://schemas.microsoft.com/office/word/2010/wordprocessingDrawing" xmlns:wp="http://schemas.openxmlformats.org/drawingml/2006/wordprocessingDrawing" xmlns:w10="urn:schemas-microsoft-com:office:word" xmlns:w="http://schemas.openxmlformats.org/wordprocessingml/2006/main" xmlns:w14="http://schemas.microsoft.com/office/word/2010/wordml" xmlns:w15="http://schemas.microsoft.com/office/word/2012/wordml" xmlns:w16cex="http://schemas.microsoft.com/office/word/2018/wordml/cex" xmlns:w16cid="http://schemas.microsoft.com/office/word/2016/wordml/cid" xmlns:w16="http://schemas.microsoft.com/office/word/2018/wordml" xmlns:w16du="http://schemas.microsoft.com/office/word/2023/wordml/word16du" xmlns:w16sdtdh="http://schemas.microsoft.com/office/word/2020/wordml/sdtdatahash" xmlns:w16se="http://schemas.microsoft.com/office/word/2015/wordml/symex" xmlns:wpg="http://schemas.microsoft.com/office/word/2010/wordprocessingGroup" xmlns:wpi="http://schemas.microsoft.com/office/word/2010/wordprocessingInk" xmlns:wne="http://schemas.microsoft.com/office/word/2006/wordml" xmlns:wps="http://schemas.microsoft.com/office/word/2010/wordprocessingShape" mc:Ignorable="w14 w15 w16se w16cid w16 w16cex w16sdtdh w16du wp14">
+<w:hdr xmlns:wpc="http://schemas.microsoft.com/office/word/2010/wordprocessingCanvas" xmlns:cx="http://schemas.microsoft.com/office/drawing/2014/chartex" xmlns:cx1="http://schemas.microsoft.com/office/drawing/2015/9/8/chartex" xmlns:cx2="http://schemas.microsoft.com/office/drawing/2015/10/21/chartex" xmlns:cx3="http://schemas.microsoft.com/office/drawing/2016/5/9/chartex" xmlns:cx4="http://schemas.microsoft.com/office/drawing/2016/5/10/chartex" xmlns:cx5="http://schemas.microsoft.com/office/drawing/2016/5/11/chartex" xmlns:cx6="http://schemas.microsoft.com/office/drawing/2016/5/12/chartex" xmlns:cx7="http://schemas.microsoft.com/office/drawing/2016/5/13/chartex" xmlns:cx8="http://schemas.microsoft.com/office/drawing/2016/5/14/chartex" xmlns:mc="http://schemas.openxmlformats.org/markup-compatibility/2006" xmlns:aink="http://schemas.microsoft.com/office/drawing/2016/ink" xmlns:am3d="http://schemas.microsoft.com/office/drawing/2017/model3d" xmlns:o="urn:schemas-microsoft-com:office:office" xmlns:oel="http://schemas.microsoft.com/office/2019/extlst" xmlns:r="http://schemas.openxmlformats.org/officeDocument/2006/relationships" xmlns:m="http://schemas.openxmlformats.org/officeDocument/2006/math" xmlns:v="urn:schemas-microsoft-com:vml" xmlns:wp14="http://schemas.microsoft.com/office/word/2010/wordprocessingDrawing" xmlns:wp="http://schemas.openxmlformats.org/drawingml/2006/wordprocessingDrawing" xmlns:w10="urn:schemas-microsoft-com:office:word" xmlns:w="http://schemas.openxmlformats.org/wordprocessingml/2006/main" xmlns:w14="http://schemas.microsoft.com/office/word/2010/wordml" xmlns:w15="http://schemas.microsoft.com/office/word/2012/wordml" xmlns:w16cex="http://schemas.microsoft.com/office/word/2018/wordml/cex" xmlns:w16cid="http://schemas.microsoft.com/office/word/2016/wordml/cid" xmlns:w16="http://schemas.microsoft.com/office/word/2018/wordml" xmlns:w16du="http://schemas.microsoft.com/office/word/2023/wordml/word16du" xmlns:w16sdtdh="http://schemas.microsoft.com/office/word/2020/wordml/sdtdatahash" xmlns:w16sdtfl="http://schemas.microsoft.com/office/word/2024/wordml/sdtformatlock" xmlns:w16se="http://schemas.microsoft.com/office/word/2015/wordml/symex" xmlns:wpg="http://schemas.microsoft.com/office/word/2010/wordprocessingGroup" xmlns:wpi="http://schemas.microsoft.com/office/word/2010/wordprocessingInk" xmlns:wne="http://schemas.microsoft.com/office/word/2006/wordml" xmlns:wps="http://schemas.microsoft.com/office/word/2010/wordprocessingShape" mc:Ignorable="w14 w15 w16se w16cid w16 w16cex w16sdtdh w16sdtfl w16du wp14">
   <w:tbl>
     <w:tblPr>
       <w:tblStyle w:val="Grilledutableau"/>
@@ -1901,7 +1751,7 @@
 </file>
 
 <file path=word/header2.xml><?xml version="1.0" encoding="utf-8"?>
-<w:hdr xmlns:wpc="http://schemas.microsoft.com/office/word/2010/wordprocessingCanvas" xmlns:cx="http://schemas.microsoft.com/office/drawing/2014/chartex" xmlns:cx1="http://schemas.microsoft.com/office/drawing/2015/9/8/chartex" xmlns:cx2="http://schemas.microsoft.com/office/drawing/2015/10/21/chartex" xmlns:cx3="http://schemas.microsoft.com/office/drawing/2016/5/9/chartex" xmlns:cx4="http://schemas.microsoft.com/office/drawing/2016/5/10/chartex" xmlns:cx5="http://schemas.microsoft.com/office/drawing/2016/5/11/chartex" xmlns:cx6="http://schemas.microsoft.com/office/drawing/2016/5/12/chartex" xmlns:cx7="http://schemas.microsoft.com/office/drawing/2016/5/13/chartex" xmlns:cx8="http://schemas.microsoft.com/office/drawing/2016/5/14/chartex" xmlns:mc="http://schemas.openxmlformats.org/markup-compatibility/2006" xmlns:aink="http://schemas.microsoft.com/office/drawing/2016/ink" xmlns:am3d="http://schemas.microsoft.com/office/drawing/2017/model3d" xmlns:o="urn:schemas-microsoft-com:office:office" xmlns:oel="http://schemas.microsoft.com/office/2019/extlst" xmlns:r="http://schemas.openxmlformats.org/officeDocument/2006/relationships" xmlns:m="http://schemas.openxmlformats.org/officeDocument/2006/math" xmlns:v="urn:schemas-microsoft-com:vml" xmlns:wp14="http://schemas.microsoft.com/office/word/2010/wordprocessingDrawing" xmlns:wp="http://schemas.openxmlformats.org/drawingml/2006/wordprocessingDrawing" xmlns:w10="urn:schemas-microsoft-com:office:word" xmlns:w="http://schemas.openxmlformats.org/wordprocessingml/2006/main" xmlns:w14="http://schemas.microsoft.com/office/word/2010/wordml" xmlns:w15="http://schemas.microsoft.com/office/word/2012/wordml" xmlns:w16cex="http://schemas.microsoft.com/office/word/2018/wordml/cex" xmlns:w16cid="http://schemas.microsoft.com/office/word/2016/wordml/cid" xmlns:w16="http://schemas.microsoft.com/office/word/2018/wordml" xmlns:w16du="http://schemas.microsoft.com/office/word/2023/wordml/word16du" xmlns:w16sdtdh="http://schemas.microsoft.com/office/word/2020/wordml/sdtdatahash" xmlns:w16se="http://schemas.microsoft.com/office/word/2015/wordml/symex" xmlns:wpg="http://schemas.microsoft.com/office/word/2010/wordprocessingGroup" xmlns:wpi="http://schemas.microsoft.com/office/word/2010/wordprocessingInk" xmlns:wne="http://schemas.microsoft.com/office/word/2006/wordml" xmlns:wps="http://schemas.microsoft.com/office/word/2010/wordprocessingShape" mc:Ignorable="w14 w15 w16se w16cid w16 w16cex w16sdtdh w16du wp14">
+<w:hdr xmlns:wpc="http://schemas.microsoft.com/office/word/2010/wordprocessingCanvas" xmlns:cx="http://schemas.microsoft.com/office/drawing/2014/chartex" xmlns:cx1="http://schemas.microsoft.com/office/drawing/2015/9/8/chartex" xmlns:cx2="http://schemas.microsoft.com/office/drawing/2015/10/21/chartex" xmlns:cx3="http://schemas.microsoft.com/office/drawing/2016/5/9/chartex" xmlns:cx4="http://schemas.microsoft.com/office/drawing/2016/5/10/chartex" xmlns:cx5="http://schemas.microsoft.com/office/drawing/2016/5/11/chartex" xmlns:cx6="http://schemas.microsoft.com/office/drawing/2016/5/12/chartex" xmlns:cx7="http://schemas.microsoft.com/office/drawing/2016/5/13/chartex" xmlns:cx8="http://schemas.microsoft.com/office/drawing/2016/5/14/chartex" xmlns:mc="http://schemas.openxmlformats.org/markup-compatibility/2006" xmlns:aink="http://schemas.microsoft.com/office/drawing/2016/ink" xmlns:am3d="http://schemas.microsoft.com/office/drawing/2017/model3d" xmlns:o="urn:schemas-microsoft-com:office:office" xmlns:oel="http://schemas.microsoft.com/office/2019/extlst" xmlns:r="http://schemas.openxmlformats.org/officeDocument/2006/relationships" xmlns:m="http://schemas.openxmlformats.org/officeDocument/2006/math" xmlns:v="urn:schemas-microsoft-com:vml" xmlns:wp14="http://schemas.microsoft.com/office/word/2010/wordprocessingDrawing" xmlns:wp="http://schemas.openxmlformats.org/drawingml/2006/wordprocessingDrawing" xmlns:w10="urn:schemas-microsoft-com:office:word" xmlns:w="http://schemas.openxmlformats.org/wordprocessingml/2006/main" xmlns:w14="http://schemas.microsoft.com/office/word/2010/wordml" xmlns:w15="http://schemas.microsoft.com/office/word/2012/wordml" xmlns:w16cex="http://schemas.microsoft.com/office/word/2018/wordml/cex" xmlns:w16cid="http://schemas.microsoft.com/office/word/2016/wordml/cid" xmlns:w16="http://schemas.microsoft.com/office/word/2018/wordml" xmlns:w16du="http://schemas.microsoft.com/office/word/2023/wordml/word16du" xmlns:w16sdtdh="http://schemas.microsoft.com/office/word/2020/wordml/sdtdatahash" xmlns:w16sdtfl="http://schemas.microsoft.com/office/word/2024/wordml/sdtformatlock" xmlns:w16se="http://schemas.microsoft.com/office/word/2015/wordml/symex" xmlns:wpg="http://schemas.microsoft.com/office/word/2010/wordprocessingGroup" xmlns:wpi="http://schemas.microsoft.com/office/word/2010/wordprocessingInk" xmlns:wne="http://schemas.microsoft.com/office/word/2006/wordml" xmlns:wps="http://schemas.microsoft.com/office/word/2010/wordprocessingShape" mc:Ignorable="w14 w15 w16se w16cid w16 w16cex w16sdtdh w16sdtfl w16du wp14">
   <w:tbl>
     <w:tblPr>
       <w:tblStyle w:val="Grilledutableau"/>
@@ -2090,7 +1940,7 @@
 </file>
 
 <file path=word/numbering.xml><?xml version="1.0" encoding="utf-8"?>
-<w:numbering xmlns:wpc="http://schemas.microsoft.com/office/word/2010/wordprocessingCanvas" xmlns:cx="http://schemas.microsoft.com/office/drawing/2014/chartex" xmlns:cx1="http://schemas.microsoft.com/office/drawing/2015/9/8/chartex" xmlns:cx2="http://schemas.microsoft.com/office/drawing/2015/10/21/chartex" xmlns:cx3="http://schemas.microsoft.com/office/drawing/2016/5/9/chartex" xmlns:cx4="http://schemas.microsoft.com/office/drawing/2016/5/10/chartex" xmlns:cx5="http://schemas.microsoft.com/office/drawing/2016/5/11/chartex" xmlns:cx6="http://schemas.microsoft.com/office/drawing/2016/5/12/chartex" xmlns:cx7="http://schemas.microsoft.com/office/drawing/2016/5/13/chartex" xmlns:cx8="http://schemas.microsoft.com/office/drawing/2016/5/14/chartex" xmlns:mc="http://schemas.openxmlformats.org/markup-compatibility/2006" xmlns:aink="http://schemas.microsoft.com/office/drawing/2016/ink" xmlns:am3d="http://schemas.microsoft.com/office/drawing/2017/model3d" xmlns:o="urn:schemas-microsoft-com:office:office" xmlns:oel="http://schemas.microsoft.com/office/2019/extlst" xmlns:r="http://schemas.openxmlformats.org/officeDocument/2006/relationships" xmlns:m="http://schemas.openxmlformats.org/officeDocument/2006/math" xmlns:v="urn:schemas-microsoft-com:vml" xmlns:wp14="http://schemas.microsoft.com/office/word/2010/wordprocessingDrawing" xmlns:wp="http://schemas.openxmlformats.org/drawingml/2006/wordprocessingDrawing" xmlns:w10="urn:schemas-microsoft-com:office:word" xmlns:w="http://schemas.openxmlformats.org/wordprocessingml/2006/main" xmlns:w14="http://schemas.microsoft.com/office/word/2010/wordml" xmlns:w15="http://schemas.microsoft.com/office/word/2012/wordml" xmlns:w16cex="http://schemas.microsoft.com/office/word/2018/wordml/cex" xmlns:w16cid="http://schemas.microsoft.com/office/word/2016/wordml/cid" xmlns:w16="http://schemas.microsoft.com/office/word/2018/wordml" xmlns:w16du="http://schemas.microsoft.com/office/word/2023/wordml/word16du" xmlns:w16sdtdh="http://schemas.microsoft.com/office/word/2020/wordml/sdtdatahash" xmlns:w16se="http://schemas.microsoft.com/office/word/2015/wordml/symex" xmlns:wpg="http://schemas.microsoft.com/office/word/2010/wordprocessingGroup" xmlns:wpi="http://schemas.microsoft.com/office/word/2010/wordprocessingInk" xmlns:wne="http://schemas.microsoft.com/office/word/2006/wordml" xmlns:wps="http://schemas.microsoft.com/office/word/2010/wordprocessingShape" mc:Ignorable="w14 w15 w16se w16cid w16 w16cex w16sdtdh w16du wp14">
+<w:numbering xmlns:wpc="http://schemas.microsoft.com/office/word/2010/wordprocessingCanvas" xmlns:cx="http://schemas.microsoft.com/office/drawing/2014/chartex" xmlns:cx1="http://schemas.microsoft.com/office/drawing/2015/9/8/chartex" xmlns:cx2="http://schemas.microsoft.com/office/drawing/2015/10/21/chartex" xmlns:cx3="http://schemas.microsoft.com/office/drawing/2016/5/9/chartex" xmlns:cx4="http://schemas.microsoft.com/office/drawing/2016/5/10/chartex" xmlns:cx5="http://schemas.microsoft.com/office/drawing/2016/5/11/chartex" xmlns:cx6="http://schemas.microsoft.com/office/drawing/2016/5/12/chartex" xmlns:cx7="http://schemas.microsoft.com/office/drawing/2016/5/13/chartex" xmlns:cx8="http://schemas.microsoft.com/office/drawing/2016/5/14/chartex" xmlns:mc="http://schemas.openxmlformats.org/markup-compatibility/2006" xmlns:aink="http://schemas.microsoft.com/office/drawing/2016/ink" xmlns:am3d="http://schemas.microsoft.com/office/drawing/2017/model3d" xmlns:o="urn:schemas-microsoft-com:office:office" xmlns:oel="http://schemas.microsoft.com/office/2019/extlst" xmlns:r="http://schemas.openxmlformats.org/officeDocument/2006/relationships" xmlns:m="http://schemas.openxmlformats.org/officeDocument/2006/math" xmlns:v="urn:schemas-microsoft-com:vml" xmlns:wp14="http://schemas.microsoft.com/office/word/2010/wordprocessingDrawing" xmlns:wp="http://schemas.openxmlformats.org/drawingml/2006/wordprocessingDrawing" xmlns:w10="urn:schemas-microsoft-com:office:word" xmlns:w="http://schemas.openxmlformats.org/wordprocessingml/2006/main" xmlns:w14="http://schemas.microsoft.com/office/word/2010/wordml" xmlns:w15="http://schemas.microsoft.com/office/word/2012/wordml" xmlns:w16cex="http://schemas.microsoft.com/office/word/2018/wordml/cex" xmlns:w16cid="http://schemas.microsoft.com/office/word/2016/wordml/cid" xmlns:w16="http://schemas.microsoft.com/office/word/2018/wordml" xmlns:w16du="http://schemas.microsoft.com/office/word/2023/wordml/word16du" xmlns:w16sdtdh="http://schemas.microsoft.com/office/word/2020/wordml/sdtdatahash" xmlns:w16sdtfl="http://schemas.microsoft.com/office/word/2024/wordml/sdtformatlock" xmlns:w16se="http://schemas.microsoft.com/office/word/2015/wordml/symex" xmlns:wpg="http://schemas.microsoft.com/office/word/2010/wordprocessingGroup" xmlns:wpi="http://schemas.microsoft.com/office/word/2010/wordprocessingInk" xmlns:wne="http://schemas.microsoft.com/office/word/2006/wordml" xmlns:wps="http://schemas.microsoft.com/office/word/2010/wordprocessingShape" mc:Ignorable="w14 w15 w16se w16cid w16 w16cex w16sdtdh w16sdtfl w16du wp14">
   <w:abstractNum w:abstractNumId="0" w15:restartNumberingAfterBreak="0">
     <w:nsid w:val="003C303B"/>
     <w:multiLevelType w:val="hybridMultilevel"/>
@@ -4672,7 +4522,7 @@
 </file>
 
 <file path=word/styles.xml><?xml version="1.0" encoding="utf-8"?>
-<w:styles xmlns:mc="http://schemas.openxmlformats.org/markup-compatibility/2006" xmlns:r="http://schemas.openxmlformats.org/officeDocument/2006/relationships" xmlns:w="http://schemas.openxmlformats.org/wordprocessingml/2006/main" xmlns:w14="http://schemas.microsoft.com/office/word/2010/wordml" xmlns:w15="http://schemas.microsoft.com/office/word/2012/wordml" xmlns:w16cex="http://schemas.microsoft.com/office/word/2018/wordml/cex" xmlns:w16cid="http://schemas.microsoft.com/office/word/2016/wordml/cid" xmlns:w16="http://schemas.microsoft.com/office/word/2018/wordml" xmlns:w16du="http://schemas.microsoft.com/office/word/2023/wordml/word16du" xmlns:w16sdtdh="http://schemas.microsoft.com/office/word/2020/wordml/sdtdatahash" xmlns:w16se="http://schemas.microsoft.com/office/word/2015/wordml/symex" mc:Ignorable="w14 w15 w16se w16cid w16 w16cex w16sdtdh w16du">
+<w:styles xmlns:mc="http://schemas.openxmlformats.org/markup-compatibility/2006" xmlns:r="http://schemas.openxmlformats.org/officeDocument/2006/relationships" xmlns:w="http://schemas.openxmlformats.org/wordprocessingml/2006/main" xmlns:w14="http://schemas.microsoft.com/office/word/2010/wordml" xmlns:w15="http://schemas.microsoft.com/office/word/2012/wordml" xmlns:w16cex="http://schemas.microsoft.com/office/word/2018/wordml/cex" xmlns:w16cid="http://schemas.microsoft.com/office/word/2016/wordml/cid" xmlns:w16="http://schemas.microsoft.com/office/word/2018/wordml" xmlns:w16du="http://schemas.microsoft.com/office/word/2023/wordml/word16du" xmlns:w16sdtdh="http://schemas.microsoft.com/office/word/2020/wordml/sdtdatahash" xmlns:w16sdtfl="http://schemas.microsoft.com/office/word/2024/wordml/sdtformatlock" xmlns:w16se="http://schemas.microsoft.com/office/word/2015/wordml/symex" mc:Ignorable="w14 w15 w16se w16cid w16 w16cex w16sdtdh w16sdtfl w16du">
   <w:docDefaults>
     <w:rPrDefault>
       <w:rPr>
